--- a/07_Methoden/Übungen/HexByteToInt/HexByteToInt.docx
+++ b/07_Methoden/Übungen/HexByteToInt/HexByteToInt.docx
@@ -69,16 +69,7 @@
     </w:p>
     <w:p>
       <w:r>
-        <w:t xml:space="preserve">Es sind zwei Methoden </w:t>
-      </w:r>
-      <w:r>
-        <w:t xml:space="preserve">zu </w:t>
-      </w:r>
-      <w:r>
-        <w:t>implementieren</w:t>
-      </w:r>
-      <w:r>
-        <w:t>. Diese beiden Methoden müssen die im Template enthaltenen Unittests bestehen.</w:t>
+        <w:t>Es sind zwei Methoden zu implementieren. Diese beiden Methoden müssen die im Template enthaltenen Unittests bestehen.</w:t>
       </w:r>
     </w:p>
     <w:p>
@@ -89,11 +80,58 @@
         <w:spacing w:after="0" w:line="240" w:lineRule="auto"/>
         <w:rPr>
           <w:rFonts w:ascii="Cascadia Mono" w:hAnsi="Cascadia Mono" w:cs="Cascadia Mono"/>
-          <w:color w:val="808080"/>
-          <w:sz w:val="19"/>
-          <w:szCs w:val="19"/>
-        </w:rPr>
-      </w:pPr>
+          <w:color w:val="000000"/>
+          <w:sz w:val="19"/>
+          <w:szCs w:val="19"/>
+        </w:rPr>
+      </w:pPr>
+      <w:r>
+        <w:rPr>
+          <w:rFonts w:ascii="Cascadia Mono" w:hAnsi="Cascadia Mono" w:cs="Cascadia Mono"/>
+          <w:color w:val="808080"/>
+          <w:sz w:val="19"/>
+          <w:szCs w:val="19"/>
+        </w:rPr>
+        <w:t>///</w:t>
+      </w:r>
+      <w:r>
+        <w:rPr>
+          <w:rFonts w:ascii="Cascadia Mono" w:hAnsi="Cascadia Mono" w:cs="Cascadia Mono"/>
+          <w:color w:val="008000"/>
+          <w:sz w:val="19"/>
+          <w:szCs w:val="19"/>
+        </w:rPr>
+        <w:t xml:space="preserve"> </w:t>
+      </w:r>
+      <w:r>
+        <w:rPr>
+          <w:rFonts w:ascii="Cascadia Mono" w:hAnsi="Cascadia Mono" w:cs="Cascadia Mono"/>
+          <w:color w:val="808080"/>
+          <w:sz w:val="19"/>
+          <w:szCs w:val="19"/>
+        </w:rPr>
+        <w:t>&lt;</w:t>
+      </w:r>
+      <w:proofErr w:type="spellStart"/>
+      <w:r>
+        <w:rPr>
+          <w:rFonts w:ascii="Cascadia Mono" w:hAnsi="Cascadia Mono" w:cs="Cascadia Mono"/>
+          <w:color w:val="808080"/>
+          <w:sz w:val="19"/>
+          <w:szCs w:val="19"/>
+        </w:rPr>
+        <w:t>summary</w:t>
+      </w:r>
+      <w:proofErr w:type="spellEnd"/>
+      <w:r>
+        <w:rPr>
+          <w:rFonts w:ascii="Cascadia Mono" w:hAnsi="Cascadia Mono" w:cs="Cascadia Mono"/>
+          <w:color w:val="808080"/>
+          <w:sz w:val="19"/>
+          <w:szCs w:val="19"/>
+        </w:rPr>
+        <w:t>&gt;</w:t>
+      </w:r>
     </w:p>
     <w:p>
       <w:pPr>
@@ -124,36 +162,27 @@
           <w:sz w:val="19"/>
           <w:szCs w:val="19"/>
         </w:rPr>
-        <w:t xml:space="preserve"> </w:t>
-      </w:r>
-      <w:r>
-        <w:rPr>
-          <w:rFonts w:ascii="Cascadia Mono" w:hAnsi="Cascadia Mono" w:cs="Cascadia Mono"/>
-          <w:color w:val="808080"/>
-          <w:sz w:val="19"/>
-          <w:szCs w:val="19"/>
-        </w:rPr>
-        <w:t>&lt;</w:t>
+        <w:t xml:space="preserve"> Wandelt den </w:t>
       </w:r>
       <w:proofErr w:type="spellStart"/>
       <w:r>
         <w:rPr>
           <w:rFonts w:ascii="Cascadia Mono" w:hAnsi="Cascadia Mono" w:cs="Cascadia Mono"/>
-          <w:color w:val="808080"/>
-          <w:sz w:val="19"/>
-          <w:szCs w:val="19"/>
-        </w:rPr>
-        <w:t>summary</w:t>
+          <w:color w:val="008000"/>
+          <w:sz w:val="19"/>
+          <w:szCs w:val="19"/>
+        </w:rPr>
+        <w:t>Hexstring</w:t>
       </w:r>
       <w:proofErr w:type="spellEnd"/>
       <w:r>
         <w:rPr>
           <w:rFonts w:ascii="Cascadia Mono" w:hAnsi="Cascadia Mono" w:cs="Cascadia Mono"/>
-          <w:color w:val="808080"/>
-          <w:sz w:val="19"/>
-          <w:szCs w:val="19"/>
-        </w:rPr>
-        <w:t>&gt;</w:t>
+          <w:color w:val="008000"/>
+          <w:sz w:val="19"/>
+          <w:szCs w:val="19"/>
+        </w:rPr>
+        <w:t xml:space="preserve"> in den zugehörigen Dezimalwert um.</w:t>
       </w:r>
     </w:p>
     <w:p>
@@ -185,27 +214,7 @@
           <w:sz w:val="19"/>
           <w:szCs w:val="19"/>
         </w:rPr>
-        <w:t xml:space="preserve"> Wandelt den </w:t>
-      </w:r>
-      <w:proofErr w:type="spellStart"/>
-      <w:r>
-        <w:rPr>
-          <w:rFonts w:ascii="Cascadia Mono" w:hAnsi="Cascadia Mono" w:cs="Cascadia Mono"/>
-          <w:color w:val="008000"/>
-          <w:sz w:val="19"/>
-          <w:szCs w:val="19"/>
-        </w:rPr>
-        <w:t>Hexstring</w:t>
-      </w:r>
-      <w:proofErr w:type="spellEnd"/>
-      <w:r>
-        <w:rPr>
-          <w:rFonts w:ascii="Cascadia Mono" w:hAnsi="Cascadia Mono" w:cs="Cascadia Mono"/>
-          <w:color w:val="008000"/>
-          <w:sz w:val="19"/>
-          <w:szCs w:val="19"/>
-        </w:rPr>
-        <w:t xml:space="preserve"> in den zugehörigen Dezimalwert um.</w:t>
+        <w:t xml:space="preserve"> Es können Groß- und Kleinbuchstaben verwendet werden</w:t>
       </w:r>
     </w:p>
     <w:p>
@@ -219,14 +228,16 @@
           <w:color w:val="000000"/>
           <w:sz w:val="19"/>
           <w:szCs w:val="19"/>
-        </w:rPr>
-      </w:pPr>
-      <w:r>
-        <w:rPr>
-          <w:rFonts w:ascii="Cascadia Mono" w:hAnsi="Cascadia Mono" w:cs="Cascadia Mono"/>
-          <w:color w:val="808080"/>
-          <w:sz w:val="19"/>
-          <w:szCs w:val="19"/>
+          <w:lang w:val="en-US"/>
+        </w:rPr>
+      </w:pPr>
+      <w:r>
+        <w:rPr>
+          <w:rFonts w:ascii="Cascadia Mono" w:hAnsi="Cascadia Mono" w:cs="Cascadia Mono"/>
+          <w:color w:val="808080"/>
+          <w:sz w:val="19"/>
+          <w:szCs w:val="19"/>
+          <w:lang w:val="en-US"/>
         </w:rPr>
         <w:t>///</w:t>
       </w:r>
@@ -236,8 +247,19 @@
           <w:color w:val="008000"/>
           <w:sz w:val="19"/>
           <w:szCs w:val="19"/>
-        </w:rPr>
-        <w:t xml:space="preserve"> Es können Groß- und Kleinbuchstaben verwendet werden</w:t>
+          <w:lang w:val="en-US"/>
+        </w:rPr>
+        <w:t xml:space="preserve"> </w:t>
+      </w:r>
+      <w:r>
+        <w:rPr>
+          <w:rFonts w:ascii="Cascadia Mono" w:hAnsi="Cascadia Mono" w:cs="Cascadia Mono"/>
+          <w:color w:val="808080"/>
+          <w:sz w:val="19"/>
+          <w:szCs w:val="19"/>
+          <w:lang w:val="en-US"/>
+        </w:rPr>
+        <w:t>&lt;/summary&gt;</w:t>
       </w:r>
     </w:p>
     <w:p>
@@ -282,7 +304,49 @@
           <w:szCs w:val="19"/>
           <w:lang w:val="en-US"/>
         </w:rPr>
-        <w:t>&lt;/summary&gt;</w:t>
+        <w:t>&lt;param</w:t>
+      </w:r>
+      <w:r>
+        <w:rPr>
+          <w:rFonts w:ascii="Cascadia Mono" w:hAnsi="Cascadia Mono" w:cs="Cascadia Mono"/>
+          <w:color w:val="000000"/>
+          <w:sz w:val="19"/>
+          <w:szCs w:val="19"/>
+          <w:lang w:val="en-US"/>
+        </w:rPr>
+        <w:t xml:space="preserve"> </w:t>
+      </w:r>
+      <w:r>
+        <w:rPr>
+          <w:rFonts w:ascii="Cascadia Mono" w:hAnsi="Cascadia Mono" w:cs="Cascadia Mono"/>
+          <w:color w:val="808080"/>
+          <w:sz w:val="19"/>
+          <w:szCs w:val="19"/>
+          <w:lang w:val="en-US"/>
+        </w:rPr>
+        <w:t>name="</w:t>
+      </w:r>
+      <w:proofErr w:type="spellStart"/>
+      <w:r>
+        <w:rPr>
+          <w:rFonts w:ascii="Cascadia Mono" w:hAnsi="Cascadia Mono" w:cs="Cascadia Mono"/>
+          <w:color w:val="000000"/>
+          <w:sz w:val="19"/>
+          <w:szCs w:val="19"/>
+          <w:lang w:val="en-US"/>
+        </w:rPr>
+        <w:t>hexString</w:t>
+      </w:r>
+      <w:proofErr w:type="spellEnd"/>
+      <w:r>
+        <w:rPr>
+          <w:rFonts w:ascii="Cascadia Mono" w:hAnsi="Cascadia Mono" w:cs="Cascadia Mono"/>
+          <w:color w:val="808080"/>
+          <w:sz w:val="19"/>
+          <w:szCs w:val="19"/>
+          <w:lang w:val="en-US"/>
+        </w:rPr>
+        <w:t>"&gt;&lt;/param&gt;</w:t>
       </w:r>
     </w:p>
     <w:p>
@@ -296,16 +360,14 @@
           <w:color w:val="000000"/>
           <w:sz w:val="19"/>
           <w:szCs w:val="19"/>
-          <w:lang w:val="en-US"/>
-        </w:rPr>
-      </w:pPr>
-      <w:r>
-        <w:rPr>
-          <w:rFonts w:ascii="Cascadia Mono" w:hAnsi="Cascadia Mono" w:cs="Cascadia Mono"/>
-          <w:color w:val="808080"/>
-          <w:sz w:val="19"/>
-          <w:szCs w:val="19"/>
-          <w:lang w:val="en-US"/>
+        </w:rPr>
+      </w:pPr>
+      <w:r>
+        <w:rPr>
+          <w:rFonts w:ascii="Cascadia Mono" w:hAnsi="Cascadia Mono" w:cs="Cascadia Mono"/>
+          <w:color w:val="808080"/>
+          <w:sz w:val="19"/>
+          <w:szCs w:val="19"/>
         </w:rPr>
         <w:t>///</w:t>
       </w:r>
@@ -315,7 +377,6 @@
           <w:color w:val="008000"/>
           <w:sz w:val="19"/>
           <w:szCs w:val="19"/>
-          <w:lang w:val="en-US"/>
         </w:rPr>
         <w:t xml:space="preserve"> </w:t>
       </w:r>
@@ -325,9 +386,87 @@
           <w:color w:val="808080"/>
           <w:sz w:val="19"/>
           <w:szCs w:val="19"/>
-          <w:lang w:val="en-US"/>
-        </w:rPr>
-        <w:t>&lt;param</w:t>
+        </w:rPr>
+        <w:t>&lt;</w:t>
+      </w:r>
+      <w:proofErr w:type="spellStart"/>
+      <w:r>
+        <w:rPr>
+          <w:rFonts w:ascii="Cascadia Mono" w:hAnsi="Cascadia Mono" w:cs="Cascadia Mono"/>
+          <w:color w:val="808080"/>
+          <w:sz w:val="19"/>
+          <w:szCs w:val="19"/>
+        </w:rPr>
+        <w:t>returns</w:t>
+      </w:r>
+      <w:proofErr w:type="spellEnd"/>
+      <w:r>
+        <w:rPr>
+          <w:rFonts w:ascii="Cascadia Mono" w:hAnsi="Cascadia Mono" w:cs="Cascadia Mono"/>
+          <w:color w:val="808080"/>
+          <w:sz w:val="19"/>
+          <w:szCs w:val="19"/>
+        </w:rPr>
+        <w:t>&gt;</w:t>
+      </w:r>
+      <w:r>
+        <w:rPr>
+          <w:rFonts w:ascii="Cascadia Mono" w:hAnsi="Cascadia Mono" w:cs="Cascadia Mono"/>
+          <w:color w:val="008000"/>
+          <w:sz w:val="19"/>
+          <w:szCs w:val="19"/>
+        </w:rPr>
+        <w:t>Zahl im Dezimalsystem oder -1 im Fehlerfall</w:t>
+      </w:r>
+      <w:r>
+        <w:rPr>
+          <w:rFonts w:ascii="Cascadia Mono" w:hAnsi="Cascadia Mono" w:cs="Cascadia Mono"/>
+          <w:color w:val="808080"/>
+          <w:sz w:val="19"/>
+          <w:szCs w:val="19"/>
+        </w:rPr>
+        <w:t>&lt;/</w:t>
+      </w:r>
+      <w:proofErr w:type="spellStart"/>
+      <w:r>
+        <w:rPr>
+          <w:rFonts w:ascii="Cascadia Mono" w:hAnsi="Cascadia Mono" w:cs="Cascadia Mono"/>
+          <w:color w:val="808080"/>
+          <w:sz w:val="19"/>
+          <w:szCs w:val="19"/>
+        </w:rPr>
+        <w:t>returns</w:t>
+      </w:r>
+      <w:proofErr w:type="spellEnd"/>
+      <w:r>
+        <w:rPr>
+          <w:rFonts w:ascii="Cascadia Mono" w:hAnsi="Cascadia Mono" w:cs="Cascadia Mono"/>
+          <w:color w:val="808080"/>
+          <w:sz w:val="19"/>
+          <w:szCs w:val="19"/>
+        </w:rPr>
+        <w:t>&gt;</w:t>
+      </w:r>
+    </w:p>
+    <w:p>
+      <w:pPr>
+        <w:rPr>
+          <w:rFonts w:ascii="Cascadia Mono" w:hAnsi="Cascadia Mono" w:cs="Cascadia Mono"/>
+          <w:color w:val="000000"/>
+          <w:sz w:val="19"/>
+          <w:szCs w:val="19"/>
+          <w:lang w:val="en-US"/>
+        </w:rPr>
+      </w:pPr>
+      <w:r>
+        <w:rPr>
+          <w:rFonts w:ascii="Cascadia Mono" w:hAnsi="Cascadia Mono" w:cs="Cascadia Mono"/>
+          <w:color w:val="0000FF"/>
+          <w:sz w:val="19"/>
+          <w:szCs w:val="19"/>
+          <w:lang w:val="en-US"/>
+        </w:rPr>
+        <w:t>public</w:t>
       </w:r>
       <w:r>
         <w:rPr>
@@ -342,14 +481,88 @@
       <w:r>
         <w:rPr>
           <w:rFonts w:ascii="Cascadia Mono" w:hAnsi="Cascadia Mono" w:cs="Cascadia Mono"/>
-          <w:color w:val="808080"/>
-          <w:sz w:val="19"/>
-          <w:szCs w:val="19"/>
-          <w:lang w:val="en-US"/>
-        </w:rPr>
-        <w:t>name="</w:t>
+          <w:color w:val="0000FF"/>
+          <w:sz w:val="19"/>
+          <w:szCs w:val="19"/>
+          <w:lang w:val="en-US"/>
+        </w:rPr>
+        <w:t>static</w:t>
+      </w:r>
+      <w:r>
+        <w:rPr>
+          <w:rFonts w:ascii="Cascadia Mono" w:hAnsi="Cascadia Mono" w:cs="Cascadia Mono"/>
+          <w:color w:val="000000"/>
+          <w:sz w:val="19"/>
+          <w:szCs w:val="19"/>
+          <w:lang w:val="en-US"/>
+        </w:rPr>
+        <w:t xml:space="preserve"> </w:t>
+      </w:r>
+      <w:r>
+        <w:rPr>
+          <w:rFonts w:ascii="Cascadia Mono" w:hAnsi="Cascadia Mono" w:cs="Cascadia Mono"/>
+          <w:color w:val="0000FF"/>
+          <w:sz w:val="19"/>
+          <w:szCs w:val="19"/>
+          <w:lang w:val="en-US"/>
+        </w:rPr>
+        <w:t>int</w:t>
+      </w:r>
+      <w:r>
+        <w:rPr>
+          <w:rFonts w:ascii="Cascadia Mono" w:hAnsi="Cascadia Mono" w:cs="Cascadia Mono"/>
+          <w:color w:val="000000"/>
+          <w:sz w:val="19"/>
+          <w:szCs w:val="19"/>
+          <w:lang w:val="en-US"/>
+        </w:rPr>
+        <w:t xml:space="preserve"> </w:t>
       </w:r>
       <w:proofErr w:type="spellStart"/>
+      <w:proofErr w:type="gramStart"/>
+      <w:r>
+        <w:rPr>
+          <w:rFonts w:ascii="Cascadia Mono" w:hAnsi="Cascadia Mono" w:cs="Cascadia Mono"/>
+          <w:color w:val="000000"/>
+          <w:sz w:val="19"/>
+          <w:szCs w:val="19"/>
+          <w:lang w:val="en-US"/>
+        </w:rPr>
+        <w:t>HexByteToInt</w:t>
+      </w:r>
+      <w:proofErr w:type="spellEnd"/>
+      <w:r>
+        <w:rPr>
+          <w:rFonts w:ascii="Cascadia Mono" w:hAnsi="Cascadia Mono" w:cs="Cascadia Mono"/>
+          <w:color w:val="000000"/>
+          <w:sz w:val="19"/>
+          <w:szCs w:val="19"/>
+          <w:lang w:val="en-US"/>
+        </w:rPr>
+        <w:t>(</w:t>
+      </w:r>
+      <w:proofErr w:type="gramEnd"/>
+      <w:r>
+        <w:rPr>
+          <w:rFonts w:ascii="Cascadia Mono" w:hAnsi="Cascadia Mono" w:cs="Cascadia Mono"/>
+          <w:color w:val="0000FF"/>
+          <w:sz w:val="19"/>
+          <w:szCs w:val="19"/>
+          <w:lang w:val="en-US"/>
+        </w:rPr>
+        <w:t>string</w:t>
+      </w:r>
+      <w:r>
+        <w:rPr>
+          <w:rFonts w:ascii="Cascadia Mono" w:hAnsi="Cascadia Mono" w:cs="Cascadia Mono"/>
+          <w:color w:val="000000"/>
+          <w:sz w:val="19"/>
+          <w:szCs w:val="19"/>
+          <w:lang w:val="en-US"/>
+        </w:rPr>
+        <w:t xml:space="preserve"> </w:t>
+      </w:r>
+      <w:proofErr w:type="spellStart"/>
       <w:r>
         <w:rPr>
           <w:rFonts w:ascii="Cascadia Mono" w:hAnsi="Cascadia Mono" w:cs="Cascadia Mono"/>
@@ -364,12 +577,12 @@
       <w:r>
         <w:rPr>
           <w:rFonts w:ascii="Cascadia Mono" w:hAnsi="Cascadia Mono" w:cs="Cascadia Mono"/>
-          <w:color w:val="808080"/>
-          <w:sz w:val="19"/>
-          <w:szCs w:val="19"/>
-          <w:lang w:val="en-US"/>
-        </w:rPr>
-        <w:t>"&gt;&lt;/param&gt;</w:t>
+          <w:color w:val="000000"/>
+          <w:sz w:val="19"/>
+          <w:szCs w:val="19"/>
+          <w:lang w:val="en-US"/>
+        </w:rPr>
+        <w:t>)</w:t>
       </w:r>
     </w:p>
     <w:p>
@@ -420,7 +633,7 @@
           <w:sz w:val="19"/>
           <w:szCs w:val="19"/>
         </w:rPr>
-        <w:t>returns</w:t>
+        <w:t>summary</w:t>
       </w:r>
       <w:proofErr w:type="spellEnd"/>
       <w:r>
@@ -431,176 +644,6 @@
           <w:szCs w:val="19"/>
         </w:rPr>
         <w:t>&gt;</w:t>
-      </w:r>
-      <w:r>
-        <w:rPr>
-          <w:rFonts w:ascii="Cascadia Mono" w:hAnsi="Cascadia Mono" w:cs="Cascadia Mono"/>
-          <w:color w:val="008000"/>
-          <w:sz w:val="19"/>
-          <w:szCs w:val="19"/>
-        </w:rPr>
-        <w:t>Zahl im Dezimalsystem oder -1 im Fehlerfall</w:t>
-      </w:r>
-      <w:r>
-        <w:rPr>
-          <w:rFonts w:ascii="Cascadia Mono" w:hAnsi="Cascadia Mono" w:cs="Cascadia Mono"/>
-          <w:color w:val="808080"/>
-          <w:sz w:val="19"/>
-          <w:szCs w:val="19"/>
-        </w:rPr>
-        <w:t>&lt;/</w:t>
-      </w:r>
-      <w:proofErr w:type="spellStart"/>
-      <w:r>
-        <w:rPr>
-          <w:rFonts w:ascii="Cascadia Mono" w:hAnsi="Cascadia Mono" w:cs="Cascadia Mono"/>
-          <w:color w:val="808080"/>
-          <w:sz w:val="19"/>
-          <w:szCs w:val="19"/>
-        </w:rPr>
-        <w:t>returns</w:t>
-      </w:r>
-      <w:proofErr w:type="spellEnd"/>
-      <w:r>
-        <w:rPr>
-          <w:rFonts w:ascii="Cascadia Mono" w:hAnsi="Cascadia Mono" w:cs="Cascadia Mono"/>
-          <w:color w:val="808080"/>
-          <w:sz w:val="19"/>
-          <w:szCs w:val="19"/>
-        </w:rPr>
-        <w:t>&gt;</w:t>
-      </w:r>
-    </w:p>
-    <w:p>
-      <w:pPr>
-        <w:rPr>
-          <w:rFonts w:ascii="Cascadia Mono" w:hAnsi="Cascadia Mono" w:cs="Cascadia Mono"/>
-          <w:color w:val="000000"/>
-          <w:sz w:val="19"/>
-          <w:szCs w:val="19"/>
-        </w:rPr>
-      </w:pPr>
-      <w:proofErr w:type="spellStart"/>
-      <w:r>
-        <w:rPr>
-          <w:rFonts w:ascii="Cascadia Mono" w:hAnsi="Cascadia Mono" w:cs="Cascadia Mono"/>
-          <w:color w:val="0000FF"/>
-          <w:sz w:val="19"/>
-          <w:szCs w:val="19"/>
-        </w:rPr>
-        <w:t>public</w:t>
-      </w:r>
-      <w:proofErr w:type="spellEnd"/>
-      <w:r>
-        <w:rPr>
-          <w:rFonts w:ascii="Cascadia Mono" w:hAnsi="Cascadia Mono" w:cs="Cascadia Mono"/>
-          <w:color w:val="000000"/>
-          <w:sz w:val="19"/>
-          <w:szCs w:val="19"/>
-        </w:rPr>
-        <w:t xml:space="preserve"> </w:t>
-      </w:r>
-      <w:proofErr w:type="spellStart"/>
-      <w:r>
-        <w:rPr>
-          <w:rFonts w:ascii="Cascadia Mono" w:hAnsi="Cascadia Mono" w:cs="Cascadia Mono"/>
-          <w:color w:val="0000FF"/>
-          <w:sz w:val="19"/>
-          <w:szCs w:val="19"/>
-        </w:rPr>
-        <w:t>static</w:t>
-      </w:r>
-      <w:proofErr w:type="spellEnd"/>
-      <w:r>
-        <w:rPr>
-          <w:rFonts w:ascii="Cascadia Mono" w:hAnsi="Cascadia Mono" w:cs="Cascadia Mono"/>
-          <w:color w:val="000000"/>
-          <w:sz w:val="19"/>
-          <w:szCs w:val="19"/>
-        </w:rPr>
-        <w:t xml:space="preserve"> </w:t>
-      </w:r>
-      <w:proofErr w:type="spellStart"/>
-      <w:r>
-        <w:rPr>
-          <w:rFonts w:ascii="Cascadia Mono" w:hAnsi="Cascadia Mono" w:cs="Cascadia Mono"/>
-          <w:color w:val="0000FF"/>
-          <w:sz w:val="19"/>
-          <w:szCs w:val="19"/>
-        </w:rPr>
-        <w:t>int</w:t>
-      </w:r>
-      <w:proofErr w:type="spellEnd"/>
-      <w:r>
-        <w:rPr>
-          <w:rFonts w:ascii="Cascadia Mono" w:hAnsi="Cascadia Mono" w:cs="Cascadia Mono"/>
-          <w:color w:val="000000"/>
-          <w:sz w:val="19"/>
-          <w:szCs w:val="19"/>
-        </w:rPr>
-        <w:t xml:space="preserve"> </w:t>
-      </w:r>
-      <w:proofErr w:type="spellStart"/>
-      <w:proofErr w:type="gramStart"/>
-      <w:r>
-        <w:rPr>
-          <w:rFonts w:ascii="Cascadia Mono" w:hAnsi="Cascadia Mono" w:cs="Cascadia Mono"/>
-          <w:color w:val="000000"/>
-          <w:sz w:val="19"/>
-          <w:szCs w:val="19"/>
-        </w:rPr>
-        <w:t>HexByteToInt</w:t>
-      </w:r>
-      <w:proofErr w:type="spellEnd"/>
-      <w:r>
-        <w:rPr>
-          <w:rFonts w:ascii="Cascadia Mono" w:hAnsi="Cascadia Mono" w:cs="Cascadia Mono"/>
-          <w:color w:val="000000"/>
-          <w:sz w:val="19"/>
-          <w:szCs w:val="19"/>
-        </w:rPr>
-        <w:t>(</w:t>
-      </w:r>
-      <w:proofErr w:type="spellStart"/>
-      <w:proofErr w:type="gramEnd"/>
-      <w:r>
-        <w:rPr>
-          <w:rFonts w:ascii="Cascadia Mono" w:hAnsi="Cascadia Mono" w:cs="Cascadia Mono"/>
-          <w:color w:val="0000FF"/>
-          <w:sz w:val="19"/>
-          <w:szCs w:val="19"/>
-        </w:rPr>
-        <w:t>string</w:t>
-      </w:r>
-      <w:proofErr w:type="spellEnd"/>
-      <w:r>
-        <w:rPr>
-          <w:rFonts w:ascii="Cascadia Mono" w:hAnsi="Cascadia Mono" w:cs="Cascadia Mono"/>
-          <w:color w:val="000000"/>
-          <w:sz w:val="19"/>
-          <w:szCs w:val="19"/>
-        </w:rPr>
-        <w:t xml:space="preserve"> </w:t>
-      </w:r>
-      <w:proofErr w:type="spellStart"/>
-      <w:r>
-        <w:rPr>
-          <w:rFonts w:ascii="Cascadia Mono" w:hAnsi="Cascadia Mono" w:cs="Cascadia Mono"/>
-          <w:color w:val="000000"/>
-          <w:sz w:val="19"/>
-          <w:szCs w:val="19"/>
-        </w:rPr>
-        <w:t>hexString</w:t>
-      </w:r>
-      <w:proofErr w:type="spellEnd"/>
-      <w:r>
-        <w:rPr>
-          <w:rFonts w:ascii="Cascadia Mono" w:hAnsi="Cascadia Mono" w:cs="Cascadia Mono"/>
-          <w:color w:val="000000"/>
-          <w:sz w:val="19"/>
-          <w:szCs w:val="19"/>
-        </w:rPr>
-        <w:t>)</w:t>
       </w:r>
     </w:p>
     <w:p>
@@ -632,36 +675,7 @@
           <w:sz w:val="19"/>
           <w:szCs w:val="19"/>
         </w:rPr>
-        <w:t xml:space="preserve"> </w:t>
-      </w:r>
-      <w:r>
-        <w:rPr>
-          <w:rFonts w:ascii="Cascadia Mono" w:hAnsi="Cascadia Mono" w:cs="Cascadia Mono"/>
-          <w:color w:val="808080"/>
-          <w:sz w:val="19"/>
-          <w:szCs w:val="19"/>
-        </w:rPr>
-        <w:t>&lt;</w:t>
-      </w:r>
-      <w:proofErr w:type="spellStart"/>
-      <w:r>
-        <w:rPr>
-          <w:rFonts w:ascii="Cascadia Mono" w:hAnsi="Cascadia Mono" w:cs="Cascadia Mono"/>
-          <w:color w:val="808080"/>
-          <w:sz w:val="19"/>
-          <w:szCs w:val="19"/>
-        </w:rPr>
-        <w:t>summary</w:t>
-      </w:r>
-      <w:proofErr w:type="spellEnd"/>
-      <w:r>
-        <w:rPr>
-          <w:rFonts w:ascii="Cascadia Mono" w:hAnsi="Cascadia Mono" w:cs="Cascadia Mono"/>
-          <w:color w:val="808080"/>
-          <w:sz w:val="19"/>
-          <w:szCs w:val="19"/>
-        </w:rPr>
-        <w:t>&gt;</w:t>
+        <w:t xml:space="preserve"> Überprüft, ob der String ein gültiges</w:t>
       </w:r>
     </w:p>
     <w:p>
@@ -693,7 +707,27 @@
           <w:sz w:val="19"/>
           <w:szCs w:val="19"/>
         </w:rPr>
-        <w:t xml:space="preserve"> Überprüft, ob der String ein gültiges</w:t>
+        <w:t xml:space="preserve"> </w:t>
+      </w:r>
+      <w:proofErr w:type="spellStart"/>
+      <w:r>
+        <w:rPr>
+          <w:rFonts w:ascii="Cascadia Mono" w:hAnsi="Cascadia Mono" w:cs="Cascadia Mono"/>
+          <w:color w:val="008000"/>
+          <w:sz w:val="19"/>
+          <w:szCs w:val="19"/>
+        </w:rPr>
+        <w:t>Hexbyte</w:t>
+      </w:r>
+      <w:proofErr w:type="spellEnd"/>
+      <w:r>
+        <w:rPr>
+          <w:rFonts w:ascii="Cascadia Mono" w:hAnsi="Cascadia Mono" w:cs="Cascadia Mono"/>
+          <w:color w:val="008000"/>
+          <w:sz w:val="19"/>
+          <w:szCs w:val="19"/>
+        </w:rPr>
+        <w:t xml:space="preserve"> darstellt (2 Stellen, 0-9 und A-F)</w:t>
       </w:r>
     </w:p>
     <w:p>
@@ -725,27 +759,7 @@
           <w:sz w:val="19"/>
           <w:szCs w:val="19"/>
         </w:rPr>
-        <w:t xml:space="preserve"> </w:t>
-      </w:r>
-      <w:proofErr w:type="spellStart"/>
-      <w:r>
-        <w:rPr>
-          <w:rFonts w:ascii="Cascadia Mono" w:hAnsi="Cascadia Mono" w:cs="Cascadia Mono"/>
-          <w:color w:val="008000"/>
-          <w:sz w:val="19"/>
-          <w:szCs w:val="19"/>
-        </w:rPr>
-        <w:t>Hexbyte</w:t>
-      </w:r>
-      <w:proofErr w:type="spellEnd"/>
-      <w:r>
-        <w:rPr>
-          <w:rFonts w:ascii="Cascadia Mono" w:hAnsi="Cascadia Mono" w:cs="Cascadia Mono"/>
-          <w:color w:val="008000"/>
-          <w:sz w:val="19"/>
-          <w:szCs w:val="19"/>
-        </w:rPr>
-        <w:t xml:space="preserve"> darstellt (2 Stellen, 0-9 und A-F)</w:t>
+        <w:t xml:space="preserve"> Es sind Groß- und Kleinbuchstaben zulässig</w:t>
       </w:r>
     </w:p>
     <w:p>
@@ -759,14 +773,16 @@
           <w:color w:val="000000"/>
           <w:sz w:val="19"/>
           <w:szCs w:val="19"/>
-        </w:rPr>
-      </w:pPr>
-      <w:r>
-        <w:rPr>
-          <w:rFonts w:ascii="Cascadia Mono" w:hAnsi="Cascadia Mono" w:cs="Cascadia Mono"/>
-          <w:color w:val="808080"/>
-          <w:sz w:val="19"/>
-          <w:szCs w:val="19"/>
+          <w:lang w:val="en-US"/>
+        </w:rPr>
+      </w:pPr>
+      <w:r>
+        <w:rPr>
+          <w:rFonts w:ascii="Cascadia Mono" w:hAnsi="Cascadia Mono" w:cs="Cascadia Mono"/>
+          <w:color w:val="808080"/>
+          <w:sz w:val="19"/>
+          <w:szCs w:val="19"/>
+          <w:lang w:val="en-US"/>
         </w:rPr>
         <w:t>///</w:t>
       </w:r>
@@ -776,8 +792,19 @@
           <w:color w:val="008000"/>
           <w:sz w:val="19"/>
           <w:szCs w:val="19"/>
-        </w:rPr>
-        <w:t xml:space="preserve"> Es sind Groß- und Kleinbuchstaben zulässig</w:t>
+          <w:lang w:val="en-US"/>
+        </w:rPr>
+        <w:t xml:space="preserve"> </w:t>
+      </w:r>
+      <w:r>
+        <w:rPr>
+          <w:rFonts w:ascii="Cascadia Mono" w:hAnsi="Cascadia Mono" w:cs="Cascadia Mono"/>
+          <w:color w:val="808080"/>
+          <w:sz w:val="19"/>
+          <w:szCs w:val="19"/>
+          <w:lang w:val="en-US"/>
+        </w:rPr>
+        <w:t>&lt;/summary&gt;</w:t>
       </w:r>
     </w:p>
     <w:p>
@@ -822,7 +849,49 @@
           <w:szCs w:val="19"/>
           <w:lang w:val="en-US"/>
         </w:rPr>
-        <w:t>&lt;/summary&gt;</w:t>
+        <w:t>&lt;param</w:t>
+      </w:r>
+      <w:r>
+        <w:rPr>
+          <w:rFonts w:ascii="Cascadia Mono" w:hAnsi="Cascadia Mono" w:cs="Cascadia Mono"/>
+          <w:color w:val="000000"/>
+          <w:sz w:val="19"/>
+          <w:szCs w:val="19"/>
+          <w:lang w:val="en-US"/>
+        </w:rPr>
+        <w:t xml:space="preserve"> </w:t>
+      </w:r>
+      <w:r>
+        <w:rPr>
+          <w:rFonts w:ascii="Cascadia Mono" w:hAnsi="Cascadia Mono" w:cs="Cascadia Mono"/>
+          <w:color w:val="808080"/>
+          <w:sz w:val="19"/>
+          <w:szCs w:val="19"/>
+          <w:lang w:val="en-US"/>
+        </w:rPr>
+        <w:t>name="</w:t>
+      </w:r>
+      <w:proofErr w:type="spellStart"/>
+      <w:r>
+        <w:rPr>
+          <w:rFonts w:ascii="Cascadia Mono" w:hAnsi="Cascadia Mono" w:cs="Cascadia Mono"/>
+          <w:color w:val="000000"/>
+          <w:sz w:val="19"/>
+          <w:szCs w:val="19"/>
+          <w:lang w:val="en-US"/>
+        </w:rPr>
+        <w:t>hexString</w:t>
+      </w:r>
+      <w:proofErr w:type="spellEnd"/>
+      <w:r>
+        <w:rPr>
+          <w:rFonts w:ascii="Cascadia Mono" w:hAnsi="Cascadia Mono" w:cs="Cascadia Mono"/>
+          <w:color w:val="808080"/>
+          <w:sz w:val="19"/>
+          <w:szCs w:val="19"/>
+          <w:lang w:val="en-US"/>
+        </w:rPr>
+        <w:t>"&gt;&lt;/param&gt;</w:t>
       </w:r>
     </w:p>
     <w:p>
@@ -867,38 +936,62 @@
           <w:szCs w:val="19"/>
           <w:lang w:val="en-US"/>
         </w:rPr>
-        <w:t>&lt;param</w:t>
-      </w:r>
-      <w:r>
-        <w:rPr>
-          <w:rFonts w:ascii="Cascadia Mono" w:hAnsi="Cascadia Mono" w:cs="Cascadia Mono"/>
-          <w:color w:val="000000"/>
+        <w:t>&lt;returns&gt;</w:t>
+      </w:r>
+      <w:proofErr w:type="spellStart"/>
+      <w:r>
+        <w:rPr>
+          <w:rFonts w:ascii="Cascadia Mono" w:hAnsi="Cascadia Mono" w:cs="Cascadia Mono"/>
+          <w:color w:val="008000"/>
+          <w:sz w:val="19"/>
+          <w:szCs w:val="19"/>
+          <w:lang w:val="en-US"/>
+        </w:rPr>
+        <w:t>Ist</w:t>
+      </w:r>
+      <w:proofErr w:type="spellEnd"/>
+      <w:r>
+        <w:rPr>
+          <w:rFonts w:ascii="Cascadia Mono" w:hAnsi="Cascadia Mono" w:cs="Cascadia Mono"/>
+          <w:color w:val="008000"/>
+          <w:sz w:val="19"/>
+          <w:szCs w:val="19"/>
+          <w:lang w:val="en-US"/>
+        </w:rPr>
+        <w:t xml:space="preserve"> der </w:t>
+      </w:r>
+      <w:proofErr w:type="spellStart"/>
+      <w:r>
+        <w:rPr>
+          <w:rFonts w:ascii="Cascadia Mono" w:hAnsi="Cascadia Mono" w:cs="Cascadia Mono"/>
+          <w:color w:val="008000"/>
+          <w:sz w:val="19"/>
+          <w:szCs w:val="19"/>
+          <w:lang w:val="en-US"/>
+        </w:rPr>
+        <w:t>Hexstring</w:t>
+      </w:r>
+      <w:proofErr w:type="spellEnd"/>
+      <w:r>
+        <w:rPr>
+          <w:rFonts w:ascii="Cascadia Mono" w:hAnsi="Cascadia Mono" w:cs="Cascadia Mono"/>
+          <w:color w:val="008000"/>
           <w:sz w:val="19"/>
           <w:szCs w:val="19"/>
           <w:lang w:val="en-US"/>
         </w:rPr>
         <w:t xml:space="preserve"> </w:t>
       </w:r>
-      <w:r>
-        <w:rPr>
-          <w:rFonts w:ascii="Cascadia Mono" w:hAnsi="Cascadia Mono" w:cs="Cascadia Mono"/>
-          <w:color w:val="808080"/>
-          <w:sz w:val="19"/>
-          <w:szCs w:val="19"/>
-          <w:lang w:val="en-US"/>
-        </w:rPr>
-        <w:t>name="</w:t>
-      </w:r>
       <w:proofErr w:type="spellStart"/>
       <w:r>
         <w:rPr>
           <w:rFonts w:ascii="Cascadia Mono" w:hAnsi="Cascadia Mono" w:cs="Cascadia Mono"/>
-          <w:color w:val="000000"/>
-          <w:sz w:val="19"/>
-          <w:szCs w:val="19"/>
-          <w:lang w:val="en-US"/>
-        </w:rPr>
-        <w:t>hexString</w:t>
+          <w:color w:val="008000"/>
+          <w:sz w:val="19"/>
+          <w:szCs w:val="19"/>
+          <w:lang w:val="en-US"/>
+        </w:rPr>
+        <w:t>gültig</w:t>
       </w:r>
       <w:proofErr w:type="spellEnd"/>
       <w:r>
@@ -909,7 +1002,7 @@
           <w:szCs w:val="19"/>
           <w:lang w:val="en-US"/>
         </w:rPr>
-        <w:t>"&gt;&lt;/param&gt;</w:t>
+        <w:t>&lt;/returns&gt;</w:t>
       </w:r>
     </w:p>
     <w:p>
@@ -929,17 +1022,17 @@
       <w:r>
         <w:rPr>
           <w:rFonts w:ascii="Cascadia Mono" w:hAnsi="Cascadia Mono" w:cs="Cascadia Mono"/>
-          <w:color w:val="808080"/>
-          <w:sz w:val="19"/>
-          <w:szCs w:val="19"/>
-          <w:lang w:val="en-US"/>
-        </w:rPr>
-        <w:t>///</w:t>
-      </w:r>
-      <w:r>
-        <w:rPr>
-          <w:rFonts w:ascii="Cascadia Mono" w:hAnsi="Cascadia Mono" w:cs="Cascadia Mono"/>
-          <w:color w:val="008000"/>
+          <w:color w:val="0000FF"/>
+          <w:sz w:val="19"/>
+          <w:szCs w:val="19"/>
+          <w:lang w:val="en-US"/>
+        </w:rPr>
+        <w:t>public</w:t>
+      </w:r>
+      <w:r>
+        <w:rPr>
+          <w:rFonts w:ascii="Cascadia Mono" w:hAnsi="Cascadia Mono" w:cs="Cascadia Mono"/>
+          <w:color w:val="000000"/>
           <w:sz w:val="19"/>
           <w:szCs w:val="19"/>
           <w:lang w:val="en-US"/>
@@ -949,78 +1042,140 @@
       <w:r>
         <w:rPr>
           <w:rFonts w:ascii="Cascadia Mono" w:hAnsi="Cascadia Mono" w:cs="Cascadia Mono"/>
-          <w:color w:val="808080"/>
-          <w:sz w:val="19"/>
-          <w:szCs w:val="19"/>
-          <w:lang w:val="en-US"/>
-        </w:rPr>
-        <w:t>&lt;returns&gt;</w:t>
+          <w:color w:val="0000FF"/>
+          <w:sz w:val="19"/>
+          <w:szCs w:val="19"/>
+          <w:lang w:val="en-US"/>
+        </w:rPr>
+        <w:t>static</w:t>
+      </w:r>
+      <w:r>
+        <w:rPr>
+          <w:rFonts w:ascii="Cascadia Mono" w:hAnsi="Cascadia Mono" w:cs="Cascadia Mono"/>
+          <w:color w:val="000000"/>
+          <w:sz w:val="19"/>
+          <w:szCs w:val="19"/>
+          <w:lang w:val="en-US"/>
+        </w:rPr>
+        <w:t xml:space="preserve"> </w:t>
+      </w:r>
+      <w:r>
+        <w:rPr>
+          <w:rFonts w:ascii="Cascadia Mono" w:hAnsi="Cascadia Mono" w:cs="Cascadia Mono"/>
+          <w:color w:val="0000FF"/>
+          <w:sz w:val="19"/>
+          <w:szCs w:val="19"/>
+          <w:lang w:val="en-US"/>
+        </w:rPr>
+        <w:t>bool</w:t>
+      </w:r>
+      <w:r>
+        <w:rPr>
+          <w:rFonts w:ascii="Cascadia Mono" w:hAnsi="Cascadia Mono" w:cs="Cascadia Mono"/>
+          <w:color w:val="000000"/>
+          <w:sz w:val="19"/>
+          <w:szCs w:val="19"/>
+          <w:lang w:val="en-US"/>
+        </w:rPr>
+        <w:t xml:space="preserve"> </w:t>
       </w:r>
       <w:proofErr w:type="spellStart"/>
-      <w:r>
-        <w:rPr>
-          <w:rFonts w:ascii="Cascadia Mono" w:hAnsi="Cascadia Mono" w:cs="Cascadia Mono"/>
-          <w:color w:val="008000"/>
-          <w:sz w:val="19"/>
-          <w:szCs w:val="19"/>
-          <w:lang w:val="en-US"/>
-        </w:rPr>
-        <w:t>Ist</w:t>
+      <w:proofErr w:type="gramStart"/>
+      <w:r>
+        <w:rPr>
+          <w:rFonts w:ascii="Cascadia Mono" w:hAnsi="Cascadia Mono" w:cs="Cascadia Mono"/>
+          <w:color w:val="000000"/>
+          <w:sz w:val="19"/>
+          <w:szCs w:val="19"/>
+          <w:lang w:val="en-US"/>
+        </w:rPr>
+        <w:t>IsHexByteString</w:t>
       </w:r>
       <w:proofErr w:type="spellEnd"/>
       <w:r>
         <w:rPr>
           <w:rFonts w:ascii="Cascadia Mono" w:hAnsi="Cascadia Mono" w:cs="Cascadia Mono"/>
-          <w:color w:val="008000"/>
-          <w:sz w:val="19"/>
-          <w:szCs w:val="19"/>
-          <w:lang w:val="en-US"/>
-        </w:rPr>
-        <w:t xml:space="preserve"> der </w:t>
+          <w:color w:val="000000"/>
+          <w:sz w:val="19"/>
+          <w:szCs w:val="19"/>
+          <w:lang w:val="en-US"/>
+        </w:rPr>
+        <w:t>(</w:t>
+      </w:r>
+      <w:proofErr w:type="gramEnd"/>
+      <w:r>
+        <w:rPr>
+          <w:rFonts w:ascii="Cascadia Mono" w:hAnsi="Cascadia Mono" w:cs="Cascadia Mono"/>
+          <w:color w:val="0000FF"/>
+          <w:sz w:val="19"/>
+          <w:szCs w:val="19"/>
+          <w:lang w:val="en-US"/>
+        </w:rPr>
+        <w:t>string</w:t>
+      </w:r>
+      <w:r>
+        <w:rPr>
+          <w:rFonts w:ascii="Cascadia Mono" w:hAnsi="Cascadia Mono" w:cs="Cascadia Mono"/>
+          <w:color w:val="000000"/>
+          <w:sz w:val="19"/>
+          <w:szCs w:val="19"/>
+          <w:lang w:val="en-US"/>
+        </w:rPr>
+        <w:t xml:space="preserve"> </w:t>
       </w:r>
       <w:proofErr w:type="spellStart"/>
       <w:r>
         <w:rPr>
           <w:rFonts w:ascii="Cascadia Mono" w:hAnsi="Cascadia Mono" w:cs="Cascadia Mono"/>
-          <w:color w:val="008000"/>
-          <w:sz w:val="19"/>
-          <w:szCs w:val="19"/>
-          <w:lang w:val="en-US"/>
-        </w:rPr>
-        <w:t>Hexstring</w:t>
+          <w:color w:val="000000"/>
+          <w:sz w:val="19"/>
+          <w:szCs w:val="19"/>
+          <w:lang w:val="en-US"/>
+        </w:rPr>
+        <w:t>hexString</w:t>
       </w:r>
       <w:proofErr w:type="spellEnd"/>
       <w:r>
         <w:rPr>
           <w:rFonts w:ascii="Cascadia Mono" w:hAnsi="Cascadia Mono" w:cs="Cascadia Mono"/>
-          <w:color w:val="008000"/>
-          <w:sz w:val="19"/>
-          <w:szCs w:val="19"/>
-          <w:lang w:val="en-US"/>
-        </w:rPr>
-        <w:t xml:space="preserve"> </w:t>
-      </w:r>
-      <w:proofErr w:type="spellStart"/>
-      <w:r>
-        <w:rPr>
-          <w:rFonts w:ascii="Cascadia Mono" w:hAnsi="Cascadia Mono" w:cs="Cascadia Mono"/>
-          <w:color w:val="008000"/>
-          <w:sz w:val="19"/>
-          <w:szCs w:val="19"/>
-          <w:lang w:val="en-US"/>
-        </w:rPr>
-        <w:t>gültig</w:t>
-      </w:r>
-      <w:proofErr w:type="spellEnd"/>
-      <w:r>
-        <w:rPr>
-          <w:rFonts w:ascii="Cascadia Mono" w:hAnsi="Cascadia Mono" w:cs="Cascadia Mono"/>
-          <w:color w:val="808080"/>
-          <w:sz w:val="19"/>
-          <w:szCs w:val="19"/>
-          <w:lang w:val="en-US"/>
-        </w:rPr>
-        <w:t>&lt;/returns&gt;</w:t>
+          <w:color w:val="000000"/>
+          <w:sz w:val="19"/>
+          <w:szCs w:val="19"/>
+          <w:lang w:val="en-US"/>
+        </w:rPr>
+        <w:t>)</w:t>
+      </w:r>
+    </w:p>
+    <w:p>
+      <w:pPr>
+        <w:rPr>
+          <w:rFonts w:ascii="Cascadia Mono" w:hAnsi="Cascadia Mono" w:cs="Cascadia Mono"/>
+          <w:color w:val="000000"/>
+          <w:sz w:val="19"/>
+          <w:szCs w:val="19"/>
+          <w:lang w:val="en-US"/>
+        </w:rPr>
+      </w:pPr>
+    </w:p>
+    <w:p>
+      <w:r>
+        <w:t>Sie können</w:t>
+      </w:r>
+      <w:r>
+        <w:t>/</w:t>
+      </w:r>
+      <w:r>
+        <w:t>sollen</w:t>
+      </w:r>
+      <w:r>
+        <w:t>/müssen</w:t>
+      </w:r>
+      <w:r>
+        <w:t xml:space="preserve"> weitere Hilfsmethoden implementieren!</w:t>
+      </w:r>
+      <w:r>
+        <w:br/>
+        <w:t>Auch diese Methoden werden durch Unittests überprüft.</w:t>
       </w:r>
     </w:p>
     <w:p>
@@ -1034,6 +1189,410 @@
           <w:color w:val="000000"/>
           <w:sz w:val="19"/>
           <w:szCs w:val="19"/>
+        </w:rPr>
+      </w:pPr>
+      <w:r>
+        <w:rPr>
+          <w:rFonts w:ascii="Cascadia Mono" w:hAnsi="Cascadia Mono" w:cs="Cascadia Mono"/>
+          <w:color w:val="808080"/>
+          <w:sz w:val="19"/>
+          <w:szCs w:val="19"/>
+        </w:rPr>
+        <w:t>///</w:t>
+      </w:r>
+      <w:r>
+        <w:rPr>
+          <w:rFonts w:ascii="Cascadia Mono" w:hAnsi="Cascadia Mono" w:cs="Cascadia Mono"/>
+          <w:color w:val="008000"/>
+          <w:sz w:val="19"/>
+          <w:szCs w:val="19"/>
+        </w:rPr>
+        <w:t xml:space="preserve"> </w:t>
+      </w:r>
+      <w:r>
+        <w:rPr>
+          <w:rFonts w:ascii="Cascadia Mono" w:hAnsi="Cascadia Mono" w:cs="Cascadia Mono"/>
+          <w:color w:val="808080"/>
+          <w:sz w:val="19"/>
+          <w:szCs w:val="19"/>
+        </w:rPr>
+        <w:t>&lt;</w:t>
+      </w:r>
+      <w:proofErr w:type="spellStart"/>
+      <w:r>
+        <w:rPr>
+          <w:rFonts w:ascii="Cascadia Mono" w:hAnsi="Cascadia Mono" w:cs="Cascadia Mono"/>
+          <w:color w:val="808080"/>
+          <w:sz w:val="19"/>
+          <w:szCs w:val="19"/>
+        </w:rPr>
+        <w:t>summary</w:t>
+      </w:r>
+      <w:proofErr w:type="spellEnd"/>
+      <w:r>
+        <w:rPr>
+          <w:rFonts w:ascii="Cascadia Mono" w:hAnsi="Cascadia Mono" w:cs="Cascadia Mono"/>
+          <w:color w:val="808080"/>
+          <w:sz w:val="19"/>
+          <w:szCs w:val="19"/>
+        </w:rPr>
+        <w:t>&gt;</w:t>
+      </w:r>
+    </w:p>
+    <w:p>
+      <w:pPr>
+        <w:autoSpaceDE w:val="0"/>
+        <w:autoSpaceDN w:val="0"/>
+        <w:adjustRightInd w:val="0"/>
+        <w:spacing w:after="0" w:line="240" w:lineRule="auto"/>
+        <w:rPr>
+          <w:rFonts w:ascii="Cascadia Mono" w:hAnsi="Cascadia Mono" w:cs="Cascadia Mono"/>
+          <w:color w:val="000000"/>
+          <w:sz w:val="19"/>
+          <w:szCs w:val="19"/>
+        </w:rPr>
+      </w:pPr>
+      <w:r>
+        <w:rPr>
+          <w:rFonts w:ascii="Cascadia Mono" w:hAnsi="Cascadia Mono" w:cs="Cascadia Mono"/>
+          <w:color w:val="808080"/>
+          <w:sz w:val="19"/>
+          <w:szCs w:val="19"/>
+        </w:rPr>
+        <w:t>///</w:t>
+      </w:r>
+      <w:r>
+        <w:rPr>
+          <w:rFonts w:ascii="Cascadia Mono" w:hAnsi="Cascadia Mono" w:cs="Cascadia Mono"/>
+          <w:color w:val="008000"/>
+          <w:sz w:val="19"/>
+          <w:szCs w:val="19"/>
+        </w:rPr>
+        <w:t xml:space="preserve"> Überprüft, ob der Buchstabe ein gültiges </w:t>
+      </w:r>
+      <w:proofErr w:type="spellStart"/>
+      <w:r>
+        <w:rPr>
+          <w:rFonts w:ascii="Cascadia Mono" w:hAnsi="Cascadia Mono" w:cs="Cascadia Mono"/>
+          <w:color w:val="008000"/>
+          <w:sz w:val="19"/>
+          <w:szCs w:val="19"/>
+        </w:rPr>
+        <w:t>Hexzeichen</w:t>
+      </w:r>
+      <w:proofErr w:type="spellEnd"/>
+      <w:r>
+        <w:rPr>
+          <w:rFonts w:ascii="Cascadia Mono" w:hAnsi="Cascadia Mono" w:cs="Cascadia Mono"/>
+          <w:color w:val="008000"/>
+          <w:sz w:val="19"/>
+          <w:szCs w:val="19"/>
+        </w:rPr>
+        <w:t xml:space="preserve"> </w:t>
+      </w:r>
+    </w:p>
+    <w:p>
+      <w:pPr>
+        <w:autoSpaceDE w:val="0"/>
+        <w:autoSpaceDN w:val="0"/>
+        <w:adjustRightInd w:val="0"/>
+        <w:spacing w:after="0" w:line="240" w:lineRule="auto"/>
+        <w:rPr>
+          <w:rFonts w:ascii="Cascadia Mono" w:hAnsi="Cascadia Mono" w:cs="Cascadia Mono"/>
+          <w:color w:val="000000"/>
+          <w:sz w:val="19"/>
+          <w:szCs w:val="19"/>
+        </w:rPr>
+      </w:pPr>
+      <w:r>
+        <w:rPr>
+          <w:rFonts w:ascii="Cascadia Mono" w:hAnsi="Cascadia Mono" w:cs="Cascadia Mono"/>
+          <w:color w:val="808080"/>
+          <w:sz w:val="19"/>
+          <w:szCs w:val="19"/>
+        </w:rPr>
+        <w:t>///</w:t>
+      </w:r>
+      <w:r>
+        <w:rPr>
+          <w:rFonts w:ascii="Cascadia Mono" w:hAnsi="Cascadia Mono" w:cs="Cascadia Mono"/>
+          <w:color w:val="008000"/>
+          <w:sz w:val="19"/>
+          <w:szCs w:val="19"/>
+        </w:rPr>
+        <w:t xml:space="preserve"> 0-9, A-F ist.</w:t>
+      </w:r>
+    </w:p>
+    <w:p>
+      <w:pPr>
+        <w:autoSpaceDE w:val="0"/>
+        <w:autoSpaceDN w:val="0"/>
+        <w:adjustRightInd w:val="0"/>
+        <w:spacing w:after="0" w:line="240" w:lineRule="auto"/>
+        <w:rPr>
+          <w:rFonts w:ascii="Cascadia Mono" w:hAnsi="Cascadia Mono" w:cs="Cascadia Mono"/>
+          <w:color w:val="000000"/>
+          <w:sz w:val="19"/>
+          <w:szCs w:val="19"/>
+        </w:rPr>
+      </w:pPr>
+      <w:r>
+        <w:rPr>
+          <w:rFonts w:ascii="Cascadia Mono" w:hAnsi="Cascadia Mono" w:cs="Cascadia Mono"/>
+          <w:color w:val="808080"/>
+          <w:sz w:val="19"/>
+          <w:szCs w:val="19"/>
+        </w:rPr>
+        <w:t>///</w:t>
+      </w:r>
+      <w:r>
+        <w:rPr>
+          <w:rFonts w:ascii="Cascadia Mono" w:hAnsi="Cascadia Mono" w:cs="Cascadia Mono"/>
+          <w:color w:val="008000"/>
+          <w:sz w:val="19"/>
+          <w:szCs w:val="19"/>
+        </w:rPr>
+        <w:t xml:space="preserve"> Es sind auch Kleinbuchstaben zulässig</w:t>
+      </w:r>
+    </w:p>
+    <w:p>
+      <w:pPr>
+        <w:autoSpaceDE w:val="0"/>
+        <w:autoSpaceDN w:val="0"/>
+        <w:adjustRightInd w:val="0"/>
+        <w:spacing w:after="0" w:line="240" w:lineRule="auto"/>
+        <w:rPr>
+          <w:rFonts w:ascii="Cascadia Mono" w:hAnsi="Cascadia Mono" w:cs="Cascadia Mono"/>
+          <w:color w:val="000000"/>
+          <w:sz w:val="19"/>
+          <w:szCs w:val="19"/>
+          <w:lang w:val="en-US"/>
+        </w:rPr>
+      </w:pPr>
+      <w:r>
+        <w:rPr>
+          <w:rFonts w:ascii="Cascadia Mono" w:hAnsi="Cascadia Mono" w:cs="Cascadia Mono"/>
+          <w:color w:val="808080"/>
+          <w:sz w:val="19"/>
+          <w:szCs w:val="19"/>
+          <w:lang w:val="en-US"/>
+        </w:rPr>
+        <w:t>///</w:t>
+      </w:r>
+      <w:r>
+        <w:rPr>
+          <w:rFonts w:ascii="Cascadia Mono" w:hAnsi="Cascadia Mono" w:cs="Cascadia Mono"/>
+          <w:color w:val="008000"/>
+          <w:sz w:val="19"/>
+          <w:szCs w:val="19"/>
+          <w:lang w:val="en-US"/>
+        </w:rPr>
+        <w:t xml:space="preserve"> </w:t>
+      </w:r>
+      <w:r>
+        <w:rPr>
+          <w:rFonts w:ascii="Cascadia Mono" w:hAnsi="Cascadia Mono" w:cs="Cascadia Mono"/>
+          <w:color w:val="808080"/>
+          <w:sz w:val="19"/>
+          <w:szCs w:val="19"/>
+          <w:lang w:val="en-US"/>
+        </w:rPr>
+        <w:t>&lt;/summary&gt;</w:t>
+      </w:r>
+    </w:p>
+    <w:p>
+      <w:pPr>
+        <w:autoSpaceDE w:val="0"/>
+        <w:autoSpaceDN w:val="0"/>
+        <w:adjustRightInd w:val="0"/>
+        <w:spacing w:after="0" w:line="240" w:lineRule="auto"/>
+        <w:rPr>
+          <w:rFonts w:ascii="Cascadia Mono" w:hAnsi="Cascadia Mono" w:cs="Cascadia Mono"/>
+          <w:color w:val="000000"/>
+          <w:sz w:val="19"/>
+          <w:szCs w:val="19"/>
+          <w:lang w:val="en-US"/>
+        </w:rPr>
+      </w:pPr>
+      <w:r>
+        <w:rPr>
+          <w:rFonts w:ascii="Cascadia Mono" w:hAnsi="Cascadia Mono" w:cs="Cascadia Mono"/>
+          <w:color w:val="808080"/>
+          <w:sz w:val="19"/>
+          <w:szCs w:val="19"/>
+          <w:lang w:val="en-US"/>
+        </w:rPr>
+        <w:t>///</w:t>
+      </w:r>
+      <w:r>
+        <w:rPr>
+          <w:rFonts w:ascii="Cascadia Mono" w:hAnsi="Cascadia Mono" w:cs="Cascadia Mono"/>
+          <w:color w:val="008000"/>
+          <w:sz w:val="19"/>
+          <w:szCs w:val="19"/>
+          <w:lang w:val="en-US"/>
+        </w:rPr>
+        <w:t xml:space="preserve"> </w:t>
+      </w:r>
+      <w:r>
+        <w:rPr>
+          <w:rFonts w:ascii="Cascadia Mono" w:hAnsi="Cascadia Mono" w:cs="Cascadia Mono"/>
+          <w:color w:val="808080"/>
+          <w:sz w:val="19"/>
+          <w:szCs w:val="19"/>
+          <w:lang w:val="en-US"/>
+        </w:rPr>
+        <w:t>&lt;param</w:t>
+      </w:r>
+      <w:r>
+        <w:rPr>
+          <w:rFonts w:ascii="Cascadia Mono" w:hAnsi="Cascadia Mono" w:cs="Cascadia Mono"/>
+          <w:color w:val="000000"/>
+          <w:sz w:val="19"/>
+          <w:szCs w:val="19"/>
+          <w:lang w:val="en-US"/>
+        </w:rPr>
+        <w:t xml:space="preserve"> </w:t>
+      </w:r>
+      <w:r>
+        <w:rPr>
+          <w:rFonts w:ascii="Cascadia Mono" w:hAnsi="Cascadia Mono" w:cs="Cascadia Mono"/>
+          <w:color w:val="808080"/>
+          <w:sz w:val="19"/>
+          <w:szCs w:val="19"/>
+          <w:lang w:val="en-US"/>
+        </w:rPr>
+        <w:t>name="</w:t>
+      </w:r>
+      <w:proofErr w:type="spellStart"/>
+      <w:r>
+        <w:rPr>
+          <w:rFonts w:ascii="Cascadia Mono" w:hAnsi="Cascadia Mono" w:cs="Cascadia Mono"/>
+          <w:color w:val="000000"/>
+          <w:sz w:val="19"/>
+          <w:szCs w:val="19"/>
+          <w:lang w:val="en-US"/>
+        </w:rPr>
+        <w:t>hexChar</w:t>
+      </w:r>
+      <w:proofErr w:type="spellEnd"/>
+      <w:r>
+        <w:rPr>
+          <w:rFonts w:ascii="Cascadia Mono" w:hAnsi="Cascadia Mono" w:cs="Cascadia Mono"/>
+          <w:color w:val="808080"/>
+          <w:sz w:val="19"/>
+          <w:szCs w:val="19"/>
+          <w:lang w:val="en-US"/>
+        </w:rPr>
+        <w:t>"&gt;&lt;/param&gt;</w:t>
+      </w:r>
+    </w:p>
+    <w:p>
+      <w:pPr>
+        <w:autoSpaceDE w:val="0"/>
+        <w:autoSpaceDN w:val="0"/>
+        <w:adjustRightInd w:val="0"/>
+        <w:spacing w:after="0" w:line="240" w:lineRule="auto"/>
+        <w:rPr>
+          <w:rFonts w:ascii="Cascadia Mono" w:hAnsi="Cascadia Mono" w:cs="Cascadia Mono"/>
+          <w:color w:val="000000"/>
+          <w:sz w:val="19"/>
+          <w:szCs w:val="19"/>
+        </w:rPr>
+      </w:pPr>
+      <w:r>
+        <w:rPr>
+          <w:rFonts w:ascii="Cascadia Mono" w:hAnsi="Cascadia Mono" w:cs="Cascadia Mono"/>
+          <w:color w:val="808080"/>
+          <w:sz w:val="19"/>
+          <w:szCs w:val="19"/>
+        </w:rPr>
+        <w:t>///</w:t>
+      </w:r>
+      <w:r>
+        <w:rPr>
+          <w:rFonts w:ascii="Cascadia Mono" w:hAnsi="Cascadia Mono" w:cs="Cascadia Mono"/>
+          <w:color w:val="008000"/>
+          <w:sz w:val="19"/>
+          <w:szCs w:val="19"/>
+        </w:rPr>
+        <w:t xml:space="preserve"> </w:t>
+      </w:r>
+      <w:r>
+        <w:rPr>
+          <w:rFonts w:ascii="Cascadia Mono" w:hAnsi="Cascadia Mono" w:cs="Cascadia Mono"/>
+          <w:color w:val="808080"/>
+          <w:sz w:val="19"/>
+          <w:szCs w:val="19"/>
+        </w:rPr>
+        <w:t>&lt;</w:t>
+      </w:r>
+      <w:proofErr w:type="spellStart"/>
+      <w:r>
+        <w:rPr>
+          <w:rFonts w:ascii="Cascadia Mono" w:hAnsi="Cascadia Mono" w:cs="Cascadia Mono"/>
+          <w:color w:val="808080"/>
+          <w:sz w:val="19"/>
+          <w:szCs w:val="19"/>
+        </w:rPr>
+        <w:t>returns</w:t>
+      </w:r>
+      <w:proofErr w:type="spellEnd"/>
+      <w:r>
+        <w:rPr>
+          <w:rFonts w:ascii="Cascadia Mono" w:hAnsi="Cascadia Mono" w:cs="Cascadia Mono"/>
+          <w:color w:val="808080"/>
+          <w:sz w:val="19"/>
+          <w:szCs w:val="19"/>
+        </w:rPr>
+        <w:t>&gt;</w:t>
+      </w:r>
+      <w:r>
+        <w:rPr>
+          <w:rFonts w:ascii="Cascadia Mono" w:hAnsi="Cascadia Mono" w:cs="Cascadia Mono"/>
+          <w:color w:val="008000"/>
+          <w:sz w:val="19"/>
+          <w:szCs w:val="19"/>
+        </w:rPr>
+        <w:t>Ist das Zeichen ein gültiges Hex-Zeichen</w:t>
+      </w:r>
+      <w:r>
+        <w:rPr>
+          <w:rFonts w:ascii="Cascadia Mono" w:hAnsi="Cascadia Mono" w:cs="Cascadia Mono"/>
+          <w:color w:val="808080"/>
+          <w:sz w:val="19"/>
+          <w:szCs w:val="19"/>
+        </w:rPr>
+        <w:t>&lt;/</w:t>
+      </w:r>
+      <w:proofErr w:type="spellStart"/>
+      <w:r>
+        <w:rPr>
+          <w:rFonts w:ascii="Cascadia Mono" w:hAnsi="Cascadia Mono" w:cs="Cascadia Mono"/>
+          <w:color w:val="808080"/>
+          <w:sz w:val="19"/>
+          <w:szCs w:val="19"/>
+        </w:rPr>
+        <w:t>returns</w:t>
+      </w:r>
+      <w:proofErr w:type="spellEnd"/>
+      <w:r>
+        <w:rPr>
+          <w:rFonts w:ascii="Cascadia Mono" w:hAnsi="Cascadia Mono" w:cs="Cascadia Mono"/>
+          <w:color w:val="808080"/>
+          <w:sz w:val="19"/>
+          <w:szCs w:val="19"/>
+        </w:rPr>
+        <w:t>&gt;</w:t>
+      </w:r>
+    </w:p>
+    <w:p>
+      <w:pPr>
+        <w:rPr>
+          <w:rFonts w:ascii="Cascadia Mono" w:hAnsi="Cascadia Mono" w:cs="Cascadia Mono"/>
+          <w:color w:val="000000"/>
+          <w:sz w:val="19"/>
+          <w:szCs w:val="19"/>
           <w:lang w:val="en-US"/>
         </w:rPr>
       </w:pPr>
@@ -1107,7 +1666,7 @@
           <w:szCs w:val="19"/>
           <w:lang w:val="en-US"/>
         </w:rPr>
-        <w:t>IsHexByteString</w:t>
+        <w:t>IsHexChar</w:t>
       </w:r>
       <w:proofErr w:type="spellEnd"/>
       <w:r>
@@ -1129,7 +1688,7 @@
           <w:szCs w:val="19"/>
           <w:lang w:val="en-US"/>
         </w:rPr>
-        <w:t>string</w:t>
+        <w:t>char</w:t>
       </w:r>
       <w:r>
         <w:rPr>
@@ -1150,7 +1709,7 @@
           <w:szCs w:val="19"/>
           <w:lang w:val="en-US"/>
         </w:rPr>
-        <w:t>hexString</w:t>
+        <w:t>hexChar</w:t>
       </w:r>
       <w:proofErr w:type="spellEnd"/>
       <w:r>
@@ -1166,27 +1725,573 @@
     </w:p>
     <w:p>
       <w:pPr>
-        <w:rPr>
-          <w:rFonts w:ascii="Cascadia Mono" w:hAnsi="Cascadia Mono" w:cs="Cascadia Mono"/>
-          <w:color w:val="000000"/>
-          <w:sz w:val="19"/>
-          <w:szCs w:val="19"/>
-          <w:lang w:val="en-US"/>
-        </w:rPr>
-      </w:pPr>
+        <w:autoSpaceDE w:val="0"/>
+        <w:autoSpaceDN w:val="0"/>
+        <w:adjustRightInd w:val="0"/>
+        <w:spacing w:after="0" w:line="240" w:lineRule="auto"/>
+        <w:rPr>
+          <w:rFonts w:ascii="Cascadia Mono" w:hAnsi="Cascadia Mono" w:cs="Cascadia Mono"/>
+          <w:color w:val="000000"/>
+          <w:sz w:val="19"/>
+          <w:szCs w:val="19"/>
+        </w:rPr>
+      </w:pPr>
+      <w:r>
+        <w:rPr>
+          <w:rFonts w:ascii="Cascadia Mono" w:hAnsi="Cascadia Mono" w:cs="Cascadia Mono"/>
+          <w:color w:val="808080"/>
+          <w:sz w:val="19"/>
+          <w:szCs w:val="19"/>
+        </w:rPr>
+        <w:t>///</w:t>
+      </w:r>
+      <w:r>
+        <w:rPr>
+          <w:rFonts w:ascii="Cascadia Mono" w:hAnsi="Cascadia Mono" w:cs="Cascadia Mono"/>
+          <w:color w:val="008000"/>
+          <w:sz w:val="19"/>
+          <w:szCs w:val="19"/>
+        </w:rPr>
+        <w:t xml:space="preserve"> </w:t>
+      </w:r>
+      <w:r>
+        <w:rPr>
+          <w:rFonts w:ascii="Cascadia Mono" w:hAnsi="Cascadia Mono" w:cs="Cascadia Mono"/>
+          <w:color w:val="808080"/>
+          <w:sz w:val="19"/>
+          <w:szCs w:val="19"/>
+        </w:rPr>
+        <w:t>&lt;</w:t>
+      </w:r>
+      <w:proofErr w:type="spellStart"/>
+      <w:r>
+        <w:rPr>
+          <w:rFonts w:ascii="Cascadia Mono" w:hAnsi="Cascadia Mono" w:cs="Cascadia Mono"/>
+          <w:color w:val="808080"/>
+          <w:sz w:val="19"/>
+          <w:szCs w:val="19"/>
+        </w:rPr>
+        <w:t>summary</w:t>
+      </w:r>
+      <w:proofErr w:type="spellEnd"/>
+      <w:r>
+        <w:rPr>
+          <w:rFonts w:ascii="Cascadia Mono" w:hAnsi="Cascadia Mono" w:cs="Cascadia Mono"/>
+          <w:color w:val="808080"/>
+          <w:sz w:val="19"/>
+          <w:szCs w:val="19"/>
+        </w:rPr>
+        <w:t>&gt;</w:t>
+      </w:r>
     </w:p>
     <w:p>
-      <w:r>
-        <w:t>Sie können und sollen weitere Hilfsmethoden implementieren!</w:t>
+      <w:pPr>
+        <w:autoSpaceDE w:val="0"/>
+        <w:autoSpaceDN w:val="0"/>
+        <w:adjustRightInd w:val="0"/>
+        <w:spacing w:after="0" w:line="240" w:lineRule="auto"/>
+        <w:rPr>
+          <w:rFonts w:ascii="Cascadia Mono" w:hAnsi="Cascadia Mono" w:cs="Cascadia Mono"/>
+          <w:color w:val="000000"/>
+          <w:sz w:val="19"/>
+          <w:szCs w:val="19"/>
+        </w:rPr>
+      </w:pPr>
+      <w:r>
+        <w:rPr>
+          <w:rFonts w:ascii="Cascadia Mono" w:hAnsi="Cascadia Mono" w:cs="Cascadia Mono"/>
+          <w:color w:val="808080"/>
+          <w:sz w:val="19"/>
+          <w:szCs w:val="19"/>
+        </w:rPr>
+        <w:t>///</w:t>
+      </w:r>
+      <w:r>
+        <w:rPr>
+          <w:rFonts w:ascii="Cascadia Mono" w:hAnsi="Cascadia Mono" w:cs="Cascadia Mono"/>
+          <w:color w:val="008000"/>
+          <w:sz w:val="19"/>
+          <w:szCs w:val="19"/>
+        </w:rPr>
+        <w:t xml:space="preserve"> Das übergebene </w:t>
+      </w:r>
+      <w:proofErr w:type="spellStart"/>
+      <w:r>
+        <w:rPr>
+          <w:rFonts w:ascii="Cascadia Mono" w:hAnsi="Cascadia Mono" w:cs="Cascadia Mono"/>
+          <w:color w:val="008000"/>
+          <w:sz w:val="19"/>
+          <w:szCs w:val="19"/>
+        </w:rPr>
+        <w:t>Hexzeichen</w:t>
+      </w:r>
+      <w:proofErr w:type="spellEnd"/>
+      <w:r>
+        <w:rPr>
+          <w:rFonts w:ascii="Cascadia Mono" w:hAnsi="Cascadia Mono" w:cs="Cascadia Mono"/>
+          <w:color w:val="008000"/>
+          <w:sz w:val="19"/>
+          <w:szCs w:val="19"/>
+        </w:rPr>
+        <w:t xml:space="preserve"> wird in den jeweiligen </w:t>
       </w:r>
     </w:p>
     <w:p>
       <w:pPr>
-        <w:rPr>
-          <w:rFonts w:ascii="Cascadia Mono" w:hAnsi="Cascadia Mono" w:cs="Cascadia Mono"/>
-          <w:color w:val="000000"/>
-          <w:sz w:val="19"/>
-          <w:szCs w:val="19"/>
+        <w:autoSpaceDE w:val="0"/>
+        <w:autoSpaceDN w:val="0"/>
+        <w:adjustRightInd w:val="0"/>
+        <w:spacing w:after="0" w:line="240" w:lineRule="auto"/>
+        <w:rPr>
+          <w:rFonts w:ascii="Cascadia Mono" w:hAnsi="Cascadia Mono" w:cs="Cascadia Mono"/>
+          <w:color w:val="000000"/>
+          <w:sz w:val="19"/>
+          <w:szCs w:val="19"/>
+        </w:rPr>
+      </w:pPr>
+      <w:r>
+        <w:rPr>
+          <w:rFonts w:ascii="Cascadia Mono" w:hAnsi="Cascadia Mono" w:cs="Cascadia Mono"/>
+          <w:color w:val="808080"/>
+          <w:sz w:val="19"/>
+          <w:szCs w:val="19"/>
+        </w:rPr>
+        <w:t>///</w:t>
+      </w:r>
+      <w:r>
+        <w:rPr>
+          <w:rFonts w:ascii="Cascadia Mono" w:hAnsi="Cascadia Mono" w:cs="Cascadia Mono"/>
+          <w:color w:val="008000"/>
+          <w:sz w:val="19"/>
+          <w:szCs w:val="19"/>
+        </w:rPr>
+        <w:t xml:space="preserve"> Dezimalwert umgerechnet.</w:t>
+      </w:r>
+    </w:p>
+    <w:p>
+      <w:pPr>
+        <w:autoSpaceDE w:val="0"/>
+        <w:autoSpaceDN w:val="0"/>
+        <w:adjustRightInd w:val="0"/>
+        <w:spacing w:after="0" w:line="240" w:lineRule="auto"/>
+        <w:rPr>
+          <w:rFonts w:ascii="Cascadia Mono" w:hAnsi="Cascadia Mono" w:cs="Cascadia Mono"/>
+          <w:color w:val="000000"/>
+          <w:sz w:val="19"/>
+          <w:szCs w:val="19"/>
+        </w:rPr>
+      </w:pPr>
+      <w:r>
+        <w:rPr>
+          <w:rFonts w:ascii="Cascadia Mono" w:hAnsi="Cascadia Mono" w:cs="Cascadia Mono"/>
+          <w:color w:val="808080"/>
+          <w:sz w:val="19"/>
+          <w:szCs w:val="19"/>
+        </w:rPr>
+        <w:t>///</w:t>
+      </w:r>
+      <w:r>
+        <w:rPr>
+          <w:rFonts w:ascii="Cascadia Mono" w:hAnsi="Cascadia Mono" w:cs="Cascadia Mono"/>
+          <w:color w:val="008000"/>
+          <w:sz w:val="19"/>
+          <w:szCs w:val="19"/>
+        </w:rPr>
+        <w:t xml:space="preserve"> Für ungültige </w:t>
+      </w:r>
+      <w:proofErr w:type="spellStart"/>
+      <w:r>
+        <w:rPr>
+          <w:rFonts w:ascii="Cascadia Mono" w:hAnsi="Cascadia Mono" w:cs="Cascadia Mono"/>
+          <w:color w:val="008000"/>
+          <w:sz w:val="19"/>
+          <w:szCs w:val="19"/>
+        </w:rPr>
+        <w:t>Hexzeichen</w:t>
+      </w:r>
+      <w:proofErr w:type="spellEnd"/>
+      <w:r>
+        <w:rPr>
+          <w:rFonts w:ascii="Cascadia Mono" w:hAnsi="Cascadia Mono" w:cs="Cascadia Mono"/>
+          <w:color w:val="008000"/>
+          <w:sz w:val="19"/>
+          <w:szCs w:val="19"/>
+        </w:rPr>
+        <w:t xml:space="preserve"> wird -1 zurückgegeben</w:t>
+      </w:r>
+    </w:p>
+    <w:p>
+      <w:pPr>
+        <w:autoSpaceDE w:val="0"/>
+        <w:autoSpaceDN w:val="0"/>
+        <w:adjustRightInd w:val="0"/>
+        <w:spacing w:after="0" w:line="240" w:lineRule="auto"/>
+        <w:rPr>
+          <w:rFonts w:ascii="Cascadia Mono" w:hAnsi="Cascadia Mono" w:cs="Cascadia Mono"/>
+          <w:color w:val="000000"/>
+          <w:sz w:val="19"/>
+          <w:szCs w:val="19"/>
+          <w:lang w:val="en-US"/>
+        </w:rPr>
+      </w:pPr>
+      <w:r>
+        <w:rPr>
+          <w:rFonts w:ascii="Cascadia Mono" w:hAnsi="Cascadia Mono" w:cs="Cascadia Mono"/>
+          <w:color w:val="808080"/>
+          <w:sz w:val="19"/>
+          <w:szCs w:val="19"/>
+          <w:lang w:val="en-US"/>
+        </w:rPr>
+        <w:t>///</w:t>
+      </w:r>
+      <w:r>
+        <w:rPr>
+          <w:rFonts w:ascii="Cascadia Mono" w:hAnsi="Cascadia Mono" w:cs="Cascadia Mono"/>
+          <w:color w:val="008000"/>
+          <w:sz w:val="19"/>
+          <w:szCs w:val="19"/>
+          <w:lang w:val="en-US"/>
+        </w:rPr>
+        <w:t xml:space="preserve"> </w:t>
+      </w:r>
+      <w:r>
+        <w:rPr>
+          <w:rFonts w:ascii="Cascadia Mono" w:hAnsi="Cascadia Mono" w:cs="Cascadia Mono"/>
+          <w:color w:val="808080"/>
+          <w:sz w:val="19"/>
+          <w:szCs w:val="19"/>
+          <w:lang w:val="en-US"/>
+        </w:rPr>
+        <w:t>&lt;/summary&gt;</w:t>
+      </w:r>
+    </w:p>
+    <w:p>
+      <w:pPr>
+        <w:autoSpaceDE w:val="0"/>
+        <w:autoSpaceDN w:val="0"/>
+        <w:adjustRightInd w:val="0"/>
+        <w:spacing w:after="0" w:line="240" w:lineRule="auto"/>
+        <w:rPr>
+          <w:rFonts w:ascii="Cascadia Mono" w:hAnsi="Cascadia Mono" w:cs="Cascadia Mono"/>
+          <w:color w:val="000000"/>
+          <w:sz w:val="19"/>
+          <w:szCs w:val="19"/>
+          <w:lang w:val="en-US"/>
+        </w:rPr>
+      </w:pPr>
+      <w:r>
+        <w:rPr>
+          <w:rFonts w:ascii="Cascadia Mono" w:hAnsi="Cascadia Mono" w:cs="Cascadia Mono"/>
+          <w:color w:val="808080"/>
+          <w:sz w:val="19"/>
+          <w:szCs w:val="19"/>
+          <w:lang w:val="en-US"/>
+        </w:rPr>
+        <w:t>///</w:t>
+      </w:r>
+      <w:r>
+        <w:rPr>
+          <w:rFonts w:ascii="Cascadia Mono" w:hAnsi="Cascadia Mono" w:cs="Cascadia Mono"/>
+          <w:color w:val="008000"/>
+          <w:sz w:val="19"/>
+          <w:szCs w:val="19"/>
+          <w:lang w:val="en-US"/>
+        </w:rPr>
+        <w:t xml:space="preserve"> </w:t>
+      </w:r>
+      <w:r>
+        <w:rPr>
+          <w:rFonts w:ascii="Cascadia Mono" w:hAnsi="Cascadia Mono" w:cs="Cascadia Mono"/>
+          <w:color w:val="808080"/>
+          <w:sz w:val="19"/>
+          <w:szCs w:val="19"/>
+          <w:lang w:val="en-US"/>
+        </w:rPr>
+        <w:t>&lt;param</w:t>
+      </w:r>
+      <w:r>
+        <w:rPr>
+          <w:rFonts w:ascii="Cascadia Mono" w:hAnsi="Cascadia Mono" w:cs="Cascadia Mono"/>
+          <w:color w:val="000000"/>
+          <w:sz w:val="19"/>
+          <w:szCs w:val="19"/>
+          <w:lang w:val="en-US"/>
+        </w:rPr>
+        <w:t xml:space="preserve"> </w:t>
+      </w:r>
+      <w:r>
+        <w:rPr>
+          <w:rFonts w:ascii="Cascadia Mono" w:hAnsi="Cascadia Mono" w:cs="Cascadia Mono"/>
+          <w:color w:val="808080"/>
+          <w:sz w:val="19"/>
+          <w:szCs w:val="19"/>
+          <w:lang w:val="en-US"/>
+        </w:rPr>
+        <w:t>name="</w:t>
+      </w:r>
+      <w:proofErr w:type="spellStart"/>
+      <w:r>
+        <w:rPr>
+          <w:rFonts w:ascii="Cascadia Mono" w:hAnsi="Cascadia Mono" w:cs="Cascadia Mono"/>
+          <w:color w:val="000000"/>
+          <w:sz w:val="19"/>
+          <w:szCs w:val="19"/>
+          <w:lang w:val="en-US"/>
+        </w:rPr>
+        <w:t>hexChar</w:t>
+      </w:r>
+      <w:proofErr w:type="spellEnd"/>
+      <w:r>
+        <w:rPr>
+          <w:rFonts w:ascii="Cascadia Mono" w:hAnsi="Cascadia Mono" w:cs="Cascadia Mono"/>
+          <w:color w:val="808080"/>
+          <w:sz w:val="19"/>
+          <w:szCs w:val="19"/>
+          <w:lang w:val="en-US"/>
+        </w:rPr>
+        <w:t>"&gt;&lt;/param&gt;</w:t>
+      </w:r>
+    </w:p>
+    <w:p>
+      <w:pPr>
+        <w:autoSpaceDE w:val="0"/>
+        <w:autoSpaceDN w:val="0"/>
+        <w:adjustRightInd w:val="0"/>
+        <w:spacing w:after="0" w:line="240" w:lineRule="auto"/>
+        <w:rPr>
+          <w:rFonts w:ascii="Cascadia Mono" w:hAnsi="Cascadia Mono" w:cs="Cascadia Mono"/>
+          <w:color w:val="000000"/>
+          <w:sz w:val="19"/>
+          <w:szCs w:val="19"/>
+        </w:rPr>
+      </w:pPr>
+      <w:r>
+        <w:rPr>
+          <w:rFonts w:ascii="Cascadia Mono" w:hAnsi="Cascadia Mono" w:cs="Cascadia Mono"/>
+          <w:color w:val="808080"/>
+          <w:sz w:val="19"/>
+          <w:szCs w:val="19"/>
+        </w:rPr>
+        <w:t>///</w:t>
+      </w:r>
+      <w:r>
+        <w:rPr>
+          <w:rFonts w:ascii="Cascadia Mono" w:hAnsi="Cascadia Mono" w:cs="Cascadia Mono"/>
+          <w:color w:val="008000"/>
+          <w:sz w:val="19"/>
+          <w:szCs w:val="19"/>
+        </w:rPr>
+        <w:t xml:space="preserve"> </w:t>
+      </w:r>
+      <w:r>
+        <w:rPr>
+          <w:rFonts w:ascii="Cascadia Mono" w:hAnsi="Cascadia Mono" w:cs="Cascadia Mono"/>
+          <w:color w:val="808080"/>
+          <w:sz w:val="19"/>
+          <w:szCs w:val="19"/>
+        </w:rPr>
+        <w:t>&lt;</w:t>
+      </w:r>
+      <w:proofErr w:type="spellStart"/>
+      <w:r>
+        <w:rPr>
+          <w:rFonts w:ascii="Cascadia Mono" w:hAnsi="Cascadia Mono" w:cs="Cascadia Mono"/>
+          <w:color w:val="808080"/>
+          <w:sz w:val="19"/>
+          <w:szCs w:val="19"/>
+        </w:rPr>
+        <w:t>returns</w:t>
+      </w:r>
+      <w:proofErr w:type="spellEnd"/>
+      <w:r>
+        <w:rPr>
+          <w:rFonts w:ascii="Cascadia Mono" w:hAnsi="Cascadia Mono" w:cs="Cascadia Mono"/>
+          <w:color w:val="808080"/>
+          <w:sz w:val="19"/>
+          <w:szCs w:val="19"/>
+        </w:rPr>
+        <w:t>&gt;</w:t>
+      </w:r>
+      <w:r>
+        <w:rPr>
+          <w:rFonts w:ascii="Cascadia Mono" w:hAnsi="Cascadia Mono" w:cs="Cascadia Mono"/>
+          <w:color w:val="008000"/>
+          <w:sz w:val="19"/>
+          <w:szCs w:val="19"/>
+        </w:rPr>
+        <w:t>Zahlenwert im Dezimalsystem oder -1 im Fehlerfall</w:t>
+      </w:r>
+      <w:r>
+        <w:rPr>
+          <w:rFonts w:ascii="Cascadia Mono" w:hAnsi="Cascadia Mono" w:cs="Cascadia Mono"/>
+          <w:color w:val="808080"/>
+          <w:sz w:val="19"/>
+          <w:szCs w:val="19"/>
+        </w:rPr>
+        <w:t>&lt;/</w:t>
+      </w:r>
+      <w:proofErr w:type="spellStart"/>
+      <w:r>
+        <w:rPr>
+          <w:rFonts w:ascii="Cascadia Mono" w:hAnsi="Cascadia Mono" w:cs="Cascadia Mono"/>
+          <w:color w:val="808080"/>
+          <w:sz w:val="19"/>
+          <w:szCs w:val="19"/>
+        </w:rPr>
+        <w:t>returns</w:t>
+      </w:r>
+      <w:proofErr w:type="spellEnd"/>
+      <w:r>
+        <w:rPr>
+          <w:rFonts w:ascii="Cascadia Mono" w:hAnsi="Cascadia Mono" w:cs="Cascadia Mono"/>
+          <w:color w:val="808080"/>
+          <w:sz w:val="19"/>
+          <w:szCs w:val="19"/>
+        </w:rPr>
+        <w:t>&gt;</w:t>
+      </w:r>
+    </w:p>
+    <w:p>
+      <w:pPr>
+        <w:rPr>
+          <w:lang w:val="en-US"/>
+        </w:rPr>
+      </w:pPr>
+      <w:r>
+        <w:rPr>
+          <w:rFonts w:ascii="Cascadia Mono" w:hAnsi="Cascadia Mono" w:cs="Cascadia Mono"/>
+          <w:color w:val="0000FF"/>
+          <w:sz w:val="19"/>
+          <w:szCs w:val="19"/>
+          <w:lang w:val="en-US"/>
+        </w:rPr>
+        <w:t>public</w:t>
+      </w:r>
+      <w:r>
+        <w:rPr>
+          <w:rFonts w:ascii="Cascadia Mono" w:hAnsi="Cascadia Mono" w:cs="Cascadia Mono"/>
+          <w:color w:val="000000"/>
+          <w:sz w:val="19"/>
+          <w:szCs w:val="19"/>
+          <w:lang w:val="en-US"/>
+        </w:rPr>
+        <w:t xml:space="preserve"> </w:t>
+      </w:r>
+      <w:r>
+        <w:rPr>
+          <w:rFonts w:ascii="Cascadia Mono" w:hAnsi="Cascadia Mono" w:cs="Cascadia Mono"/>
+          <w:color w:val="0000FF"/>
+          <w:sz w:val="19"/>
+          <w:szCs w:val="19"/>
+          <w:lang w:val="en-US"/>
+        </w:rPr>
+        <w:t>static</w:t>
+      </w:r>
+      <w:r>
+        <w:rPr>
+          <w:rFonts w:ascii="Cascadia Mono" w:hAnsi="Cascadia Mono" w:cs="Cascadia Mono"/>
+          <w:color w:val="000000"/>
+          <w:sz w:val="19"/>
+          <w:szCs w:val="19"/>
+          <w:lang w:val="en-US"/>
+        </w:rPr>
+        <w:t xml:space="preserve"> </w:t>
+      </w:r>
+      <w:r>
+        <w:rPr>
+          <w:rFonts w:ascii="Cascadia Mono" w:hAnsi="Cascadia Mono" w:cs="Cascadia Mono"/>
+          <w:color w:val="0000FF"/>
+          <w:sz w:val="19"/>
+          <w:szCs w:val="19"/>
+          <w:lang w:val="en-US"/>
+        </w:rPr>
+        <w:t>int</w:t>
+      </w:r>
+      <w:r>
+        <w:rPr>
+          <w:rFonts w:ascii="Cascadia Mono" w:hAnsi="Cascadia Mono" w:cs="Cascadia Mono"/>
+          <w:color w:val="000000"/>
+          <w:sz w:val="19"/>
+          <w:szCs w:val="19"/>
+          <w:lang w:val="en-US"/>
+        </w:rPr>
+        <w:t xml:space="preserve"> </w:t>
+      </w:r>
+      <w:proofErr w:type="spellStart"/>
+      <w:proofErr w:type="gramStart"/>
+      <w:r>
+        <w:rPr>
+          <w:rFonts w:ascii="Cascadia Mono" w:hAnsi="Cascadia Mono" w:cs="Cascadia Mono"/>
+          <w:color w:val="000000"/>
+          <w:sz w:val="19"/>
+          <w:szCs w:val="19"/>
+          <w:lang w:val="en-US"/>
+        </w:rPr>
+        <w:t>HexCharToInt</w:t>
+      </w:r>
+      <w:proofErr w:type="spellEnd"/>
+      <w:r>
+        <w:rPr>
+          <w:rFonts w:ascii="Cascadia Mono" w:hAnsi="Cascadia Mono" w:cs="Cascadia Mono"/>
+          <w:color w:val="000000"/>
+          <w:sz w:val="19"/>
+          <w:szCs w:val="19"/>
+          <w:lang w:val="en-US"/>
+        </w:rPr>
+        <w:t>(</w:t>
+      </w:r>
+      <w:proofErr w:type="gramEnd"/>
+      <w:r>
+        <w:rPr>
+          <w:rFonts w:ascii="Cascadia Mono" w:hAnsi="Cascadia Mono" w:cs="Cascadia Mono"/>
+          <w:color w:val="0000FF"/>
+          <w:sz w:val="19"/>
+          <w:szCs w:val="19"/>
+          <w:lang w:val="en-US"/>
+        </w:rPr>
+        <w:t>char</w:t>
+      </w:r>
+      <w:r>
+        <w:rPr>
+          <w:rFonts w:ascii="Cascadia Mono" w:hAnsi="Cascadia Mono" w:cs="Cascadia Mono"/>
+          <w:color w:val="000000"/>
+          <w:sz w:val="19"/>
+          <w:szCs w:val="19"/>
+          <w:lang w:val="en-US"/>
+        </w:rPr>
+        <w:t xml:space="preserve"> </w:t>
+      </w:r>
+      <w:proofErr w:type="spellStart"/>
+      <w:r>
+        <w:rPr>
+          <w:rFonts w:ascii="Cascadia Mono" w:hAnsi="Cascadia Mono" w:cs="Cascadia Mono"/>
+          <w:color w:val="000000"/>
+          <w:sz w:val="19"/>
+          <w:szCs w:val="19"/>
+          <w:lang w:val="en-US"/>
+        </w:rPr>
+        <w:t>hexChar</w:t>
+      </w:r>
+      <w:proofErr w:type="spellEnd"/>
+      <w:r>
+        <w:rPr>
+          <w:rFonts w:ascii="Cascadia Mono" w:hAnsi="Cascadia Mono" w:cs="Cascadia Mono"/>
+          <w:color w:val="000000"/>
+          <w:sz w:val="19"/>
+          <w:szCs w:val="19"/>
+          <w:lang w:val="en-US"/>
+        </w:rPr>
+        <w:t>)</w:t>
+      </w:r>
+    </w:p>
+    <w:p>
+      <w:pPr>
+        <w:rPr>
+          <w:rFonts w:ascii="Cascadia Mono" w:hAnsi="Cascadia Mono" w:cs="Cascadia Mono"/>
+          <w:color w:val="000000"/>
+          <w:sz w:val="19"/>
+          <w:szCs w:val="19"/>
+          <w:lang w:val="en-US"/>
         </w:rPr>
       </w:pPr>
     </w:p>
